--- a/pr-preview/pr-204/nonparametric-models-handout-tracked-changes.docx
+++ b/pr-preview/pr-204/nonparametric-models-handout-tracked-changes.docx
@@ -16,7 +16,7 @@
       </w:pPr>
       <w:del w:id="1" w:author="PR Preview" w:date="2026-01-01T00:00:00Z">
         <w:r>
-          <w:delText xml:space="preserve">Last modified: 2026-10-15 03:26:43 (PDT)</w:delText>
+          <w:delText xml:space="preserve">Last modified: 2026-10-15 05:33:00 (PDT)</w:delText>
         </w:r>
       </w:del>
     </w:p>
@@ -26,7 +26,7 @@
       </w:pPr>
       <w:ins w:id="2" w:author="PR Preview" w:date="2026-01-01T00:00:00Z">
         <w:r>
-          <w:t xml:space="preserve">Last modified: 2026-10-15 03:31:19 (PDT)</w:t>
+          <w:t xml:space="preserve">Last modified: 2026-10-15 05:27:52 (PDT)</w:t>
         </w:r>
       </w:ins>
     </w:p>
@@ -8180,7 +8180,7 @@
       </w:r>
     </w:p>
     <w:bookmarkEnd w:id="38"/>
-    <w:bookmarkStart w:id="47" w:name="textbook-cross-references"/>
+    <w:bookmarkStart w:id="39" w:name="textbook-cross-references"/>
     <w:p>
       <w:pPr>
         <w:pStyle w:val="Heading2"/>
@@ -8277,23 +8277,35 @@
         </w:r>
       </w:ins>
     </w:p>
-    <w:bookmarkStart w:id="46" w:name="refs"/>
-    <w:bookmarkStart w:id="40" w:name="ref-CaseBerg01"/>
+    <w:bookmarkEnd w:id="39"/>
+    <w:bookmarkStart w:id="48" w:name="references"/>
+    <w:p>
+      <w:pPr>
+        <w:pStyle w:val="Heading2"/>
+      </w:pPr>
+      <w:ins w:id="13" w:author="PR Preview" w:date="2026-01-01T00:00:00Z">
+        <w:r>
+          <w:t xml:space="preserve">References</w:t>
+        </w:r>
+      </w:ins>
+    </w:p>
+    <w:bookmarkStart w:id="47" w:name="refs"/>
+    <w:bookmarkStart w:id="41" w:name="ref-CaseBerg01"/>
     <w:p>
       <w:pPr>
         <w:pStyle w:val="Bibliography"/>
       </w:pPr>
-      <w:ins w:id="13" w:author="PR Preview" w:date="2026-01-01T00:00:00Z">
+      <w:ins w:id="14" w:author="PR Preview" w:date="2026-01-01T00:00:00Z">
         <w:r>
           <w:t xml:space="preserve">Casella, George, and Roger Berger. 2002.</w:t>
         </w:r>
       </w:ins>
-      <w:ins w:id="14" w:author="PR Preview" w:date="2026-01-01T00:00:00Z">
+      <w:ins w:id="15" w:author="PR Preview" w:date="2026-01-01T00:00:00Z">
         <w:r>
           <w:t xml:space="preserve"> </w:t>
         </w:r>
       </w:ins>
-      <w:ins w:id="15" w:author="PR Preview" w:date="2026-01-01T00:00:00Z">
+      <w:ins w:id="16" w:author="PR Preview" w:date="2026-01-01T00:00:00Z">
         <w:r>
           <w:rPr>
             <w:i/>
@@ -8302,18 +8314,18 @@
           <w:t xml:space="preserve">Statistical Inference</w:t>
         </w:r>
       </w:ins>
-      <w:ins w:id="16" w:author="PR Preview" w:date="2026-01-01T00:00:00Z">
+      <w:ins w:id="17" w:author="PR Preview" w:date="2026-01-01T00:00:00Z">
         <w:r>
           <w:t xml:space="preserve">. 2nd ed. Cengage Learning.</w:t>
         </w:r>
       </w:ins>
-      <w:ins w:id="17" w:author="PR Preview" w:date="2026-01-01T00:00:00Z">
+      <w:ins w:id="18" w:author="PR Preview" w:date="2026-01-01T00:00:00Z">
         <w:r>
           <w:t xml:space="preserve"> </w:t>
         </w:r>
       </w:ins>
-      <w:hyperlink r:id="rId39">
-        <w:ins w:id="18" w:author="PR Preview" w:date="2026-01-01T00:00:00Z">
+      <w:hyperlink r:id="rId40">
+        <w:ins w:id="19" w:author="PR Preview" w:date="2026-01-01T00:00:00Z">
           <w:r>
             <w:rPr>
               <w:rStyle w:val="Hyperlink"/>
@@ -8322,14 +8334,14 @@
           </w:r>
         </w:ins>
       </w:hyperlink>
-      <w:ins w:id="19" w:author="PR Preview" w:date="2026-01-01T00:00:00Z">
+      <w:ins w:id="20" w:author="PR Preview" w:date="2026-01-01T00:00:00Z">
         <w:r>
           <w:t xml:space="preserve">.</w:t>
         </w:r>
       </w:ins>
     </w:p>
-    <w:bookmarkEnd w:id="40"/>
-    <w:bookmarkStart w:id="42" w:name="ref-efron1993introduction"/>
+    <w:bookmarkEnd w:id="41"/>
+    <w:bookmarkStart w:id="43" w:name="ref-efron1993introduction"/>
     <w:p>
       <w:pPr>
         <w:pStyle w:val="Bibliography"/>
@@ -8353,7 +8365,7 @@
       <w:r>
         <w:t xml:space="preserve"> </w:t>
       </w:r>
-      <w:hyperlink r:id="rId41">
+      <w:hyperlink r:id="rId42">
         <w:r>
           <w:rPr>
             <w:rStyle w:val="Hyperlink"/>
@@ -8365,8 +8377,8 @@
         <w:t xml:space="preserve">.</w:t>
       </w:r>
     </w:p>
-    <w:bookmarkEnd w:id="42"/>
-    <w:bookmarkStart w:id="44" w:name="ref-hastie2009elements"/>
+    <w:bookmarkEnd w:id="43"/>
+    <w:bookmarkStart w:id="45" w:name="ref-hastie2009elements"/>
     <w:p>
       <w:pPr>
         <w:pStyle w:val="Bibliography"/>
@@ -8390,7 +8402,7 @@
       <w:r>
         <w:t xml:space="preserve"> </w:t>
       </w:r>
-      <w:hyperlink r:id="rId43">
+      <w:hyperlink r:id="rId44">
         <w:r>
           <w:rPr>
             <w:rStyle w:val="Hyperlink"/>
@@ -8402,23 +8414,23 @@
         <w:t xml:space="preserve">.</w:t>
       </w:r>
     </w:p>
-    <w:bookmarkEnd w:id="44"/>
-    <w:bookmarkStart w:id="45" w:name="ref-hoggtanis2015"/>
+    <w:bookmarkEnd w:id="45"/>
+    <w:bookmarkStart w:id="46" w:name="ref-hoggtanis2015"/>
     <w:p>
       <w:pPr>
         <w:pStyle w:val="Bibliography"/>
       </w:pPr>
-      <w:ins w:id="20" w:author="PR Preview" w:date="2026-01-01T00:00:00Z">
+      <w:ins w:id="21" w:author="PR Preview" w:date="2026-01-01T00:00:00Z">
         <w:r>
           <w:t xml:space="preserve">Hogg, Robert V., Elliot A. Tanis, and Dale L. Zimmerman. 2019.</w:t>
         </w:r>
       </w:ins>
-      <w:ins w:id="21" w:author="PR Preview" w:date="2026-01-01T00:00:00Z">
+      <w:ins w:id="22" w:author="PR Preview" w:date="2026-01-01T00:00:00Z">
         <w:r>
           <w:t xml:space="preserve"> </w:t>
         </w:r>
       </w:ins>
-      <w:ins w:id="22" w:author="PR Preview" w:date="2026-01-01T00:00:00Z">
+      <w:ins w:id="23" w:author="PR Preview" w:date="2026-01-01T00:00:00Z">
         <w:r>
           <w:rPr>
             <w:i/>
@@ -8427,15 +8439,15 @@
           <w:t xml:space="preserve">Probability and Statistical Inference</w:t>
         </w:r>
       </w:ins>
-      <w:ins w:id="23" w:author="PR Preview" w:date="2026-01-01T00:00:00Z">
+      <w:ins w:id="24" w:author="PR Preview" w:date="2026-01-01T00:00:00Z">
         <w:r>
           <w:t xml:space="preserve">. Tenth edition. Pearson.</w:t>
         </w:r>
       </w:ins>
     </w:p>
-    <w:bookmarkEnd w:id="45"/>
     <w:bookmarkEnd w:id="46"/>
     <w:bookmarkEnd w:id="47"/>
+    <w:bookmarkEnd w:id="48"/>
     <w:sectPr>
       <w:footnotePr>
         <w:numRestart w:val="eachSect"/>

--- a/pr-preview/pr-204/nonparametric-models-handout-tracked-changes.docx
+++ b/pr-preview/pr-204/nonparametric-models-handout-tracked-changes.docx
@@ -16,7 +16,7 @@
       </w:pPr>
       <w:del w:id="1" w:author="PR Preview" w:date="2026-01-01T00:00:00Z">
         <w:r>
-          <w:delText xml:space="preserve">Last modified: 2026-10-15 05:33:00 (PDT)</w:delText>
+          <w:delText xml:space="preserve">Last modified: 2026-10-15 08:36:30 (PDT)</w:delText>
         </w:r>
       </w:del>
     </w:p>
@@ -26,7 +26,7 @@
       </w:pPr>
       <w:ins w:id="2" w:author="PR Preview" w:date="2026-01-01T00:00:00Z">
         <w:r>
-          <w:t xml:space="preserve">Last modified: 2026-10-15 05:27:52 (PDT)</w:t>
+          <w:t xml:space="preserve">Last modified: 2026-10-15 08:46:14 (PDT)</w:t>
         </w:r>
       </w:ins>
     </w:p>
@@ -1699,6 +1699,26 @@
       </w:r>
     </w:p>
     <w:bookmarkEnd w:id="17"/>
+    <w:p>
+      <w:pPr>
+        <w:pStyle w:val="BodyText"/>
+      </w:pPr>
+      <w:ins w:id="3" w:author="PR Preview" w:date="2026-01-01T00:00:00Z">
+        <w:r>
+          <w:t xml:space="preserve">Rice (2007, sec. 10.2.1, pp. 378–379)</w:t>
+        </w:r>
+      </w:ins>
+      <w:ins w:id="4" w:author="PR Preview" w:date="2026-01-01T00:00:00Z">
+        <w:r>
+          <w:t xml:space="preserve"> </w:t>
+        </w:r>
+      </w:ins>
+      <w:ins w:id="5" w:author="PR Preview" w:date="2026-01-01T00:00:00Z">
+        <w:r>
+          <w:t xml:space="preserve">covers the empirical CDF.</w:t>
+        </w:r>
+      </w:ins>
+    </w:p>
     <w:bookmarkEnd w:id="18"/>
     <w:bookmarkStart w:id="21" w:name="order-statistics"/>
     <w:p>
@@ -2227,6 +2247,54 @@
       </w:r>
     </w:p>
     <w:bookmarkEnd w:id="20"/>
+    <w:p>
+      <w:pPr>
+        <w:pStyle w:val="Compact"/>
+        <w:numPr>
+          <w:ilvl w:val="0"/>
+          <w:numId w:val="1001"/>
+        </w:numPr>
+      </w:pPr>
+      <w:ins w:id="6" w:author="PR Preview" w:date="2026-01-01T00:00:00Z">
+        <w:r>
+          <w:t xml:space="preserve">Hogg et al. (2019, sec. 6.3, pp. 256–263)</w:t>
+        </w:r>
+      </w:ins>
+      <w:ins w:id="7" w:author="PR Preview" w:date="2026-01-01T00:00:00Z">
+        <w:r>
+          <w:t xml:space="preserve"> </w:t>
+        </w:r>
+      </w:ins>
+      <w:ins w:id="8" w:author="PR Preview" w:date="2026-01-01T00:00:00Z">
+        <w:r>
+          <w:t xml:space="preserve">covers order statistics.</w:t>
+        </w:r>
+      </w:ins>
+    </w:p>
+    <w:p>
+      <w:pPr>
+        <w:pStyle w:val="Compact"/>
+        <w:numPr>
+          <w:ilvl w:val="0"/>
+          <w:numId w:val="1001"/>
+        </w:numPr>
+      </w:pPr>
+      <w:ins w:id="9" w:author="PR Preview" w:date="2026-01-01T00:00:00Z">
+        <w:r>
+          <w:t xml:space="preserve">Casella and Berger (2002, sec. 5.4, pp. 226–231)</w:t>
+        </w:r>
+      </w:ins>
+      <w:ins w:id="10" w:author="PR Preview" w:date="2026-01-01T00:00:00Z">
+        <w:r>
+          <w:t xml:space="preserve"> </w:t>
+        </w:r>
+      </w:ins>
+      <w:ins w:id="11" w:author="PR Preview" w:date="2026-01-01T00:00:00Z">
+        <w:r>
+          <w:t xml:space="preserve">covers order statistics.</w:t>
+        </w:r>
+      </w:ins>
+    </w:p>
     <w:bookmarkEnd w:id="21"/>
     <w:bookmarkStart w:id="28" w:name="sample-quantiles"/>
     <w:p>
@@ -2247,7 +2315,7 @@
           <w:b/>
           <w:bCs/>
         </w:rPr>
-        <w:t xml:space="preserve">Definition 4 (Sample quantile function)</w:t>
+        <w:t xml:space="preserve">Definition 4 (Sample quantile function (empirical quantile function))</w:t>
       </w:r>
       <w:r>
         <w:t xml:space="preserve"> </w:t>
@@ -2494,7 +2562,55 @@
           <w:b/>
           <w:bCs/>
         </w:rPr>
-        <w:t xml:space="preserve">Definition 5 (Sample quantile)</w:t>
+        <w:t xml:space="preserve">Definition 5 (Sample</w:t>
+      </w:r>
+      <w:r>
+        <w:rPr>
+          <w:b/>
+          <w:bCs/>
+        </w:rPr>
+        <w:t xml:space="preserve"> </w:t>
+      </w:r>
+      <m:oMath>
+        <m:r>
+          <m:t>p</m:t>
+        </m:r>
+      </m:oMath>
+      <w:r>
+        <w:rPr>
+          <w:b/>
+          <w:bCs/>
+        </w:rPr>
+        <w:t xml:space="preserve"> </w:t>
+      </w:r>
+      <w:r>
+        <w:rPr>
+          <w:b/>
+          <w:bCs/>
+        </w:rPr>
+        <w:t xml:space="preserve">quantile (sample</w:t>
+      </w:r>
+      <w:r>
+        <w:rPr>
+          <w:b/>
+          <w:bCs/>
+        </w:rPr>
+        <w:t xml:space="preserve"> </w:t>
+      </w:r>
+      <m:oMath>
+        <m:r>
+          <m:t>100</m:t>
+        </m:r>
+        <m:r>
+          <m:t>p</m:t>
+        </m:r>
+      </m:oMath>
+      <w:r>
+        <w:rPr>
+          <w:b/>
+          <w:bCs/>
+        </w:rPr>
+        <w:t xml:space="preserve">th percentile))</w:t>
       </w:r>
       <w:r>
         <w:t xml:space="preserve"> </w:t>
@@ -4354,7 +4470,7 @@
         <w:pStyle w:val="Compact"/>
         <w:numPr>
           <w:ilvl w:val="0"/>
-          <w:numId w:val="1001"/>
+          <w:numId w:val="1002"/>
         </w:numPr>
       </w:pPr>
       <m:oMath>
@@ -4443,7 +4559,7 @@
         <w:pStyle w:val="Compact"/>
         <w:numPr>
           <w:ilvl w:val="0"/>
-          <w:numId w:val="1001"/>
+          <w:numId w:val="1002"/>
         </w:numPr>
       </w:pPr>
       <m:oMath>
@@ -4541,7 +4657,7 @@
         <w:pStyle w:val="Compact"/>
         <w:numPr>
           <w:ilvl w:val="0"/>
-          <w:numId w:val="1001"/>
+          <w:numId w:val="1002"/>
         </w:numPr>
       </w:pPr>
       <m:oMath>
@@ -4639,7 +4755,7 @@
         <w:pStyle w:val="Compact"/>
         <w:numPr>
           <w:ilvl w:val="0"/>
-          <w:numId w:val="1001"/>
+          <w:numId w:val="1002"/>
         </w:numPr>
       </w:pPr>
       <m:oMath>
@@ -5161,6 +5277,26 @@
       </w:r>
     </w:p>
     <w:bookmarkEnd w:id="27"/>
+    <w:p>
+      <w:pPr>
+        <w:pStyle w:val="BodyText"/>
+      </w:pPr>
+      <w:ins w:id="12" w:author="PR Preview" w:date="2026-01-01T00:00:00Z">
+        <w:r>
+          <w:t xml:space="preserve">Hogg et al. (2019, sec. 7.5, pp. 337–343)</w:t>
+        </w:r>
+      </w:ins>
+      <w:ins w:id="13" w:author="PR Preview" w:date="2026-01-01T00:00:00Z">
+        <w:r>
+          <w:t xml:space="preserve"> </w:t>
+        </w:r>
+      </w:ins>
+      <w:ins w:id="14" w:author="PR Preview" w:date="2026-01-01T00:00:00Z">
+        <w:r>
+          <w:t xml:space="preserve">covers distribution-free confidence intervals for percentiles.</w:t>
+        </w:r>
+      </w:ins>
+    </w:p>
     <w:bookmarkEnd w:id="28"/>
     <w:bookmarkStart w:id="38" w:name="X098afd29d2cc0af81e1daaf31ade1d91d7df2a7"/>
     <w:p>
@@ -8179,25 +8315,27 @@
         <w:t xml:space="preserve">with equality only at the observed values.</w:t>
       </w:r>
     </w:p>
-    <w:bookmarkEnd w:id="38"/>
-    <w:bookmarkStart w:id="39" w:name="textbook-cross-references"/>
     <w:p>
       <w:pPr>
-        <w:pStyle w:val="Heading2"/>
+        <w:pStyle w:val="Compact"/>
+        <w:numPr>
+          <w:ilvl w:val="0"/>
+          <w:numId w:val="1003"/>
+        </w:numPr>
       </w:pPr>
-      <w:ins w:id="3" w:author="PR Preview" w:date="2026-01-01T00:00:00Z">
+      <w:ins w:id="15" w:author="PR Preview" w:date="2026-01-01T00:00:00Z">
         <w:r>
-          <w:t xml:space="preserve">Textbook cross-references</w:t>
+          <w:t xml:space="preserve">Hogg et al. (2019, sec. 8.5, pp. 392–402)</w:t>
         </w:r>
       </w:ins>
-    </w:p>
-    <w:p>
-      <w:pPr>
-        <w:pStyle w:val="FirstParagraph"/>
-      </w:pPr>
-      <w:ins w:id="4" w:author="PR Preview" w:date="2026-01-01T00:00:00Z">
+      <w:ins w:id="16" w:author="PR Preview" w:date="2026-01-01T00:00:00Z">
         <w:r>
-          <w:t xml:space="preserve">Textbook sections on the topics of this page:</w:t>
+          <w:t xml:space="preserve"> </w:t>
+        </w:r>
+      </w:ins>
+      <w:ins w:id="17" w:author="PR Preview" w:date="2026-01-01T00:00:00Z">
+        <w:r>
+          <w:t xml:space="preserve">covers some distribution-free tests.</w:t>
         </w:r>
       </w:ins>
     </w:p>
@@ -8206,17 +8344,22 @@
         <w:pStyle w:val="Compact"/>
         <w:numPr>
           <w:ilvl w:val="0"/>
-          <w:numId w:val="1002"/>
+          <w:numId w:val="1003"/>
         </w:numPr>
       </w:pPr>
-      <w:ins w:id="5" w:author="PR Preview" w:date="2026-01-01T00:00:00Z">
+      <w:ins w:id="18" w:author="PR Preview" w:date="2026-01-01T00:00:00Z">
         <w:r>
-          <w:t xml:space="preserve">Hogg et al. (2019, sec. 6.3, pp. 256–263)</w:t>
+          <w:t xml:space="preserve">Rice (2007, sec. 11.2.3, pp. 435–442)</w:t>
         </w:r>
       </w:ins>
-      <w:ins w:id="6" w:author="PR Preview" w:date="2026-01-01T00:00:00Z">
+      <w:ins w:id="19" w:author="PR Preview" w:date="2026-01-01T00:00:00Z">
         <w:r>
-          <w:t xml:space="preserve">: Order statistics</w:t>
+          <w:t xml:space="preserve"> </w:t>
+        </w:r>
+      </w:ins>
+      <w:ins w:id="20" w:author="PR Preview" w:date="2026-01-01T00:00:00Z">
+        <w:r>
+          <w:t xml:space="preserve">covers the Mann–Whitney test.</w:t>
         </w:r>
       </w:ins>
     </w:p>
@@ -8225,204 +8368,12 @@
         <w:pStyle w:val="Compact"/>
         <w:numPr>
           <w:ilvl w:val="0"/>
-          <w:numId w:val="1002"/>
+          <w:numId w:val="1003"/>
         </w:numPr>
-      </w:pPr>
-      <w:ins w:id="7" w:author="PR Preview" w:date="2026-01-01T00:00:00Z">
-        <w:r>
-          <w:t xml:space="preserve">Hogg et al. (2019, sec. 7.5, pp. 337–343)</w:t>
-        </w:r>
-      </w:ins>
-      <w:ins w:id="8" w:author="PR Preview" w:date="2026-01-01T00:00:00Z">
-        <w:r>
-          <w:t xml:space="preserve">: Distribution-free confidence intervals for percentiles</w:t>
-        </w:r>
-      </w:ins>
-    </w:p>
-    <w:p>
-      <w:pPr>
-        <w:pStyle w:val="Compact"/>
-        <w:numPr>
-          <w:ilvl w:val="0"/>
-          <w:numId w:val="1002"/>
-        </w:numPr>
-      </w:pPr>
-      <w:ins w:id="9" w:author="PR Preview" w:date="2026-01-01T00:00:00Z">
-        <w:r>
-          <w:t xml:space="preserve">Hogg et al. (2019, sec. 8.5, pp. 392–402)</w:t>
-        </w:r>
-      </w:ins>
-      <w:ins w:id="10" w:author="PR Preview" w:date="2026-01-01T00:00:00Z">
-        <w:r>
-          <w:t xml:space="preserve">: Some distribution-free tests</w:t>
-        </w:r>
-      </w:ins>
-    </w:p>
-    <w:p>
-      <w:pPr>
-        <w:pStyle w:val="Compact"/>
-        <w:numPr>
-          <w:ilvl w:val="0"/>
-          <w:numId w:val="1002"/>
-        </w:numPr>
-      </w:pPr>
-      <w:ins w:id="11" w:author="PR Preview" w:date="2026-01-01T00:00:00Z">
-        <w:r>
-          <w:t xml:space="preserve">Casella and Berger (2002, sec. 5.4, pp. 226–231)</w:t>
-        </w:r>
-      </w:ins>
-      <w:ins w:id="12" w:author="PR Preview" w:date="2026-01-01T00:00:00Z">
-        <w:r>
-          <w:t xml:space="preserve">: Order statistics</w:t>
-        </w:r>
-      </w:ins>
-    </w:p>
-    <w:bookmarkEnd w:id="39"/>
-    <w:bookmarkStart w:id="48" w:name="references"/>
-    <w:p>
-      <w:pPr>
-        <w:pStyle w:val="Heading2"/>
-      </w:pPr>
-      <w:ins w:id="13" w:author="PR Preview" w:date="2026-01-01T00:00:00Z">
-        <w:r>
-          <w:t xml:space="preserve">References</w:t>
-        </w:r>
-      </w:ins>
-    </w:p>
-    <w:bookmarkStart w:id="47" w:name="refs"/>
-    <w:bookmarkStart w:id="41" w:name="ref-CaseBerg01"/>
-    <w:p>
-      <w:pPr>
-        <w:pStyle w:val="Bibliography"/>
-      </w:pPr>
-      <w:ins w:id="14" w:author="PR Preview" w:date="2026-01-01T00:00:00Z">
-        <w:r>
-          <w:t xml:space="preserve">Casella, George, and Roger Berger. 2002.</w:t>
-        </w:r>
-      </w:ins>
-      <w:ins w:id="15" w:author="PR Preview" w:date="2026-01-01T00:00:00Z">
-        <w:r>
-          <w:t xml:space="preserve"> </w:t>
-        </w:r>
-      </w:ins>
-      <w:ins w:id="16" w:author="PR Preview" w:date="2026-01-01T00:00:00Z">
-        <w:r>
-          <w:rPr>
-            <w:i/>
-            <w:iCs/>
-          </w:rPr>
-          <w:t xml:space="preserve">Statistical Inference</w:t>
-        </w:r>
-      </w:ins>
-      <w:ins w:id="17" w:author="PR Preview" w:date="2026-01-01T00:00:00Z">
-        <w:r>
-          <w:t xml:space="preserve">. 2nd ed. Cengage Learning.</w:t>
-        </w:r>
-      </w:ins>
-      <w:ins w:id="18" w:author="PR Preview" w:date="2026-01-01T00:00:00Z">
-        <w:r>
-          <w:t xml:space="preserve"> </w:t>
-        </w:r>
-      </w:ins>
-      <w:hyperlink r:id="rId40">
-        <w:ins w:id="19" w:author="PR Preview" w:date="2026-01-01T00:00:00Z">
-          <w:r>
-            <w:rPr>
-              <w:rStyle w:val="Hyperlink"/>
-            </w:rPr>
-            <w:t xml:space="preserve">https://www.cengage.com/c/statistical-inference-2e-casella-berger/9780534243128/</w:t>
-          </w:r>
-        </w:ins>
-      </w:hyperlink>
-      <w:ins w:id="20" w:author="PR Preview" w:date="2026-01-01T00:00:00Z">
-        <w:r>
-          <w:t xml:space="preserve">.</w:t>
-        </w:r>
-      </w:ins>
-    </w:p>
-    <w:bookmarkEnd w:id="41"/>
-    <w:bookmarkStart w:id="43" w:name="ref-efron1993introduction"/>
-    <w:p>
-      <w:pPr>
-        <w:pStyle w:val="Bibliography"/>
-      </w:pPr>
-      <w:r>
-        <w:t xml:space="preserve">Efron, Bradley, and Robert J. Tibshirani. 1993.</w:t>
-      </w:r>
-      <w:r>
-        <w:t xml:space="preserve"> </w:t>
-      </w:r>
-      <w:r>
-        <w:rPr>
-          <w:i/>
-          <w:iCs/>
-        </w:rPr>
-        <w:t xml:space="preserve">An Introduction to the Bootstrap</w:t>
-      </w:r>
-      <w:r>
-        <w:t xml:space="preserve">. Monographs on Statistics and Applied Probability 57. Chapman &amp; Hall/CRC.</w:t>
-      </w:r>
-      <w:r>
-        <w:t xml:space="preserve"> </w:t>
-      </w:r>
-      <w:hyperlink r:id="rId42">
-        <w:r>
-          <w:rPr>
-            <w:rStyle w:val="Hyperlink"/>
-          </w:rPr>
-          <w:t xml:space="preserve">https://doi.org/10.1201/9780429246593</w:t>
-        </w:r>
-      </w:hyperlink>
-      <w:r>
-        <w:t xml:space="preserve">.</w:t>
-      </w:r>
-    </w:p>
-    <w:bookmarkEnd w:id="43"/>
-    <w:bookmarkStart w:id="45" w:name="ref-hastie2009elements"/>
-    <w:p>
-      <w:pPr>
-        <w:pStyle w:val="Bibliography"/>
-      </w:pPr>
-      <w:r>
-        <w:t xml:space="preserve">Hastie, Trevor, Robert Tibshirani, and Jerome Friedman. 2009.</w:t>
-      </w:r>
-      <w:r>
-        <w:t xml:space="preserve"> </w:t>
-      </w:r>
-      <w:r>
-        <w:rPr>
-          <w:i/>
-          <w:iCs/>
-        </w:rPr>
-        <w:t xml:space="preserve">The Elements of Statistical Learning: Data Mining, Inference, and Prediction</w:t>
-      </w:r>
-      <w:r>
-        <w:t xml:space="preserve">. 2nd ed. Springer.</w:t>
-      </w:r>
-      <w:r>
-        <w:t xml:space="preserve"> </w:t>
-      </w:r>
-      <w:hyperlink r:id="rId44">
-        <w:r>
-          <w:rPr>
-            <w:rStyle w:val="Hyperlink"/>
-          </w:rPr>
-          <w:t xml:space="preserve">https://doi.org/10.1007/978-0-387-84858-7</w:t>
-        </w:r>
-      </w:hyperlink>
-      <w:r>
-        <w:t xml:space="preserve">.</w:t>
-      </w:r>
-    </w:p>
-    <w:bookmarkEnd w:id="45"/>
-    <w:bookmarkStart w:id="46" w:name="ref-hoggtanis2015"/>
-    <w:p>
-      <w:pPr>
-        <w:pStyle w:val="Bibliography"/>
       </w:pPr>
       <w:ins w:id="21" w:author="PR Preview" w:date="2026-01-01T00:00:00Z">
         <w:r>
-          <w:t xml:space="preserve">Hogg, Robert V., Elliot A. Tanis, and Dale L. Zimmerman. 2019.</w:t>
+          <w:t xml:space="preserve">Rice (2007, sec. 11.3.2, pp. 448–449)</w:t>
         </w:r>
       </w:ins>
       <w:ins w:id="22" w:author="PR Preview" w:date="2026-01-01T00:00:00Z">
@@ -8432,6 +8383,189 @@
       </w:ins>
       <w:ins w:id="23" w:author="PR Preview" w:date="2026-01-01T00:00:00Z">
         <w:r>
+          <w:t xml:space="preserve">covers the signed rank test.</w:t>
+        </w:r>
+      </w:ins>
+    </w:p>
+    <w:p>
+      <w:pPr>
+        <w:pStyle w:val="Compact"/>
+        <w:numPr>
+          <w:ilvl w:val="0"/>
+          <w:numId w:val="1003"/>
+        </w:numPr>
+      </w:pPr>
+      <w:ins w:id="24" w:author="PR Preview" w:date="2026-01-01T00:00:00Z">
+        <w:r>
+          <w:t xml:space="preserve">Rice (2007, sec. 12.2.3, p. 488)</w:t>
+        </w:r>
+      </w:ins>
+      <w:ins w:id="25" w:author="PR Preview" w:date="2026-01-01T00:00:00Z">
+        <w:r>
+          <w:t xml:space="preserve"> </w:t>
+        </w:r>
+      </w:ins>
+      <w:ins w:id="26" w:author="PR Preview" w:date="2026-01-01T00:00:00Z">
+        <w:r>
+          <w:t xml:space="preserve">covers the Kruskal–Wallis test.</w:t>
+        </w:r>
+      </w:ins>
+    </w:p>
+    <w:bookmarkEnd w:id="38"/>
+    <w:bookmarkStart w:id="48" w:name="references"/>
+    <w:p>
+      <w:pPr>
+        <w:pStyle w:val="Heading2"/>
+      </w:pPr>
+      <w:ins w:id="27" w:author="PR Preview" w:date="2026-01-01T00:00:00Z">
+        <w:r>
+          <w:t xml:space="preserve">References</w:t>
+        </w:r>
+      </w:ins>
+    </w:p>
+    <w:bookmarkStart w:id="47" w:name="refs"/>
+    <w:bookmarkStart w:id="40" w:name="ref-CaseBerg01"/>
+    <w:p>
+      <w:pPr>
+        <w:pStyle w:val="Bibliography"/>
+      </w:pPr>
+      <w:ins w:id="28" w:author="PR Preview" w:date="2026-01-01T00:00:00Z">
+        <w:r>
+          <w:t xml:space="preserve">Casella, George, and Roger Berger. 2002.</w:t>
+        </w:r>
+      </w:ins>
+      <w:ins w:id="29" w:author="PR Preview" w:date="2026-01-01T00:00:00Z">
+        <w:r>
+          <w:t xml:space="preserve"> </w:t>
+        </w:r>
+      </w:ins>
+      <w:ins w:id="30" w:author="PR Preview" w:date="2026-01-01T00:00:00Z">
+        <w:r>
+          <w:rPr>
+            <w:i/>
+            <w:iCs/>
+          </w:rPr>
+          <w:t xml:space="preserve">Statistical Inference</w:t>
+        </w:r>
+      </w:ins>
+      <w:ins w:id="31" w:author="PR Preview" w:date="2026-01-01T00:00:00Z">
+        <w:r>
+          <w:t xml:space="preserve">. 2nd ed. Cengage Learning.</w:t>
+        </w:r>
+      </w:ins>
+      <w:ins w:id="32" w:author="PR Preview" w:date="2026-01-01T00:00:00Z">
+        <w:r>
+          <w:t xml:space="preserve"> </w:t>
+        </w:r>
+      </w:ins>
+      <w:hyperlink r:id="rId39">
+        <w:ins w:id="33" w:author="PR Preview" w:date="2026-01-01T00:00:00Z">
+          <w:r>
+            <w:rPr>
+              <w:rStyle w:val="Hyperlink"/>
+            </w:rPr>
+            <w:t xml:space="preserve">https://www.cengage.com/c/statistical-inference-2e-casella-berger/9780534243128/</w:t>
+          </w:r>
+        </w:ins>
+      </w:hyperlink>
+      <w:ins w:id="34" w:author="PR Preview" w:date="2026-01-01T00:00:00Z">
+        <w:r>
+          <w:t xml:space="preserve">.</w:t>
+        </w:r>
+      </w:ins>
+    </w:p>
+    <w:bookmarkEnd w:id="40"/>
+    <w:bookmarkStart w:id="42" w:name="ref-efron1993introduction"/>
+    <w:p>
+      <w:pPr>
+        <w:pStyle w:val="Bibliography"/>
+      </w:pPr>
+      <w:r>
+        <w:t xml:space="preserve">Efron, Bradley, and Robert J. Tibshirani. 1993.</w:t>
+      </w:r>
+      <w:r>
+        <w:t xml:space="preserve"> </w:t>
+      </w:r>
+      <w:r>
+        <w:rPr>
+          <w:i/>
+          <w:iCs/>
+        </w:rPr>
+        <w:t xml:space="preserve">An Introduction to the Bootstrap</w:t>
+      </w:r>
+      <w:r>
+        <w:t xml:space="preserve">. Monographs on Statistics and Applied Probability 57. Chapman &amp; Hall/CRC.</w:t>
+      </w:r>
+      <w:r>
+        <w:t xml:space="preserve"> </w:t>
+      </w:r>
+      <w:hyperlink r:id="rId41">
+        <w:r>
+          <w:rPr>
+            <w:rStyle w:val="Hyperlink"/>
+          </w:rPr>
+          <w:t xml:space="preserve">https://doi.org/10.1201/9780429246593</w:t>
+        </w:r>
+      </w:hyperlink>
+      <w:r>
+        <w:t xml:space="preserve">.</w:t>
+      </w:r>
+    </w:p>
+    <w:bookmarkEnd w:id="42"/>
+    <w:bookmarkStart w:id="44" w:name="ref-hastie2009elements"/>
+    <w:p>
+      <w:pPr>
+        <w:pStyle w:val="Bibliography"/>
+      </w:pPr>
+      <w:r>
+        <w:t xml:space="preserve">Hastie, Trevor, Robert Tibshirani, and Jerome Friedman. 2009.</w:t>
+      </w:r>
+      <w:r>
+        <w:t xml:space="preserve"> </w:t>
+      </w:r>
+      <w:r>
+        <w:rPr>
+          <w:i/>
+          <w:iCs/>
+        </w:rPr>
+        <w:t xml:space="preserve">The Elements of Statistical Learning: Data Mining, Inference, and Prediction</w:t>
+      </w:r>
+      <w:r>
+        <w:t xml:space="preserve">. 2nd ed. Springer.</w:t>
+      </w:r>
+      <w:r>
+        <w:t xml:space="preserve"> </w:t>
+      </w:r>
+      <w:hyperlink r:id="rId43">
+        <w:r>
+          <w:rPr>
+            <w:rStyle w:val="Hyperlink"/>
+          </w:rPr>
+          <w:t xml:space="preserve">https://doi.org/10.1007/978-0-387-84858-7</w:t>
+        </w:r>
+      </w:hyperlink>
+      <w:r>
+        <w:t xml:space="preserve">.</w:t>
+      </w:r>
+    </w:p>
+    <w:bookmarkEnd w:id="44"/>
+    <w:bookmarkStart w:id="45" w:name="ref-hoggtanis2015"/>
+    <w:p>
+      <w:pPr>
+        <w:pStyle w:val="Bibliography"/>
+      </w:pPr>
+      <w:ins w:id="35" w:author="PR Preview" w:date="2026-01-01T00:00:00Z">
+        <w:r>
+          <w:t xml:space="preserve">Hogg, Robert V., Elliot A. Tanis, and Dale L. Zimmerman. 2019.</w:t>
+        </w:r>
+      </w:ins>
+      <w:ins w:id="36" w:author="PR Preview" w:date="2026-01-01T00:00:00Z">
+        <w:r>
+          <w:t xml:space="preserve"> </w:t>
+        </w:r>
+      </w:ins>
+      <w:ins w:id="37" w:author="PR Preview" w:date="2026-01-01T00:00:00Z">
+        <w:r>
           <w:rPr>
             <w:i/>
             <w:iCs/>
@@ -8439,9 +8573,40 @@
           <w:t xml:space="preserve">Probability and Statistical Inference</w:t>
         </w:r>
       </w:ins>
-      <w:ins w:id="24" w:author="PR Preview" w:date="2026-01-01T00:00:00Z">
+      <w:ins w:id="38" w:author="PR Preview" w:date="2026-01-01T00:00:00Z">
         <w:r>
           <w:t xml:space="preserve">. Tenth edition. Pearson.</w:t>
+        </w:r>
+      </w:ins>
+    </w:p>
+    <w:bookmarkEnd w:id="45"/>
+    <w:bookmarkStart w:id="46" w:name="ref-rice2007mathematical"/>
+    <w:p>
+      <w:pPr>
+        <w:pStyle w:val="Bibliography"/>
+      </w:pPr>
+      <w:ins w:id="39" w:author="PR Preview" w:date="2026-01-01T00:00:00Z">
+        <w:r>
+          <w:t xml:space="preserve">Rice, John A. 2007.</w:t>
+        </w:r>
+      </w:ins>
+      <w:ins w:id="40" w:author="PR Preview" w:date="2026-01-01T00:00:00Z">
+        <w:r>
+          <w:t xml:space="preserve"> </w:t>
+        </w:r>
+      </w:ins>
+      <w:ins w:id="41" w:author="PR Preview" w:date="2026-01-01T00:00:00Z">
+        <w:r>
+          <w:rPr>
+            <w:i/>
+            <w:iCs/>
+          </w:rPr>
+          <w:t xml:space="preserve">Mathematical Statistics and Data Analysis</w:t>
+        </w:r>
+      </w:ins>
+      <w:ins w:id="42" w:author="PR Preview" w:date="2026-01-01T00:00:00Z">
+        <w:r>
+          <w:t xml:space="preserve">. 3rd ed. Cengage Learning.</w:t>
         </w:r>
       </w:ins>
     </w:p>
@@ -8668,6 +8833,9 @@
     <w:abstractNumId w:val="991"/>
   </w:num>
   <w:num w:numId="1002">
+    <w:abstractNumId w:val="991"/>
+  </w:num>
+  <w:num w:numId="1003">
     <w:abstractNumId w:val="991"/>
   </w:num>
 </w:numbering>

--- a/pr-preview/pr-204/nonparametric-models-handout-tracked-changes.docx
+++ b/pr-preview/pr-204/nonparametric-models-handout-tracked-changes.docx
@@ -16,7 +16,7 @@
       </w:pPr>
       <w:del w:id="1" w:author="PR Preview" w:date="2026-01-01T00:00:00Z">
         <w:r>
-          <w:delText xml:space="preserve">Last modified: 2026-10-15 08:36:30 (PDT)</w:delText>
+          <w:delText xml:space="preserve">Last modified: 2026-10-15 12:42:47 (PDT)</w:delText>
         </w:r>
       </w:del>
     </w:p>
@@ -26,7 +26,7 @@
       </w:pPr>
       <w:ins w:id="2" w:author="PR Preview" w:date="2026-01-01T00:00:00Z">
         <w:r>
-          <w:t xml:space="preserve">Last modified: 2026-10-15 08:46:14 (PDT)</w:t>
+          <w:t xml:space="preserve">Last modified: 2026-10-15 12:50:24 (PDT)</w:t>
         </w:r>
       </w:ins>
     </w:p>
@@ -8317,23 +8317,33 @@
     </w:p>
     <w:p>
       <w:pPr>
+        <w:pStyle w:val="BodyText"/>
+      </w:pPr>
+      <w:ins w:id="15" w:author="PR Preview" w:date="2026-01-01T00:00:00Z">
+        <w:r>
+          <w:t xml:space="preserve">These readings look ahead from the empirical CDF to distribution-free tests, which this page does not cover:</w:t>
+        </w:r>
+      </w:ins>
+    </w:p>
+    <w:p>
+      <w:pPr>
         <w:pStyle w:val="Compact"/>
         <w:numPr>
           <w:ilvl w:val="0"/>
           <w:numId w:val="1003"/>
         </w:numPr>
       </w:pPr>
-      <w:ins w:id="15" w:author="PR Preview" w:date="2026-01-01T00:00:00Z">
+      <w:ins w:id="16" w:author="PR Preview" w:date="2026-01-01T00:00:00Z">
         <w:r>
           <w:t xml:space="preserve">Hogg et al. (2019, sec. 8.5, pp. 392–402)</w:t>
         </w:r>
       </w:ins>
-      <w:ins w:id="16" w:author="PR Preview" w:date="2026-01-01T00:00:00Z">
+      <w:ins w:id="17" w:author="PR Preview" w:date="2026-01-01T00:00:00Z">
         <w:r>
           <w:t xml:space="preserve"> </w:t>
         </w:r>
       </w:ins>
-      <w:ins w:id="17" w:author="PR Preview" w:date="2026-01-01T00:00:00Z">
+      <w:ins w:id="18" w:author="PR Preview" w:date="2026-01-01T00:00:00Z">
         <w:r>
           <w:t xml:space="preserve">covers some distribution-free tests.</w:t>
         </w:r>
@@ -8347,17 +8357,17 @@
           <w:numId w:val="1003"/>
         </w:numPr>
       </w:pPr>
-      <w:ins w:id="18" w:author="PR Preview" w:date="2026-01-01T00:00:00Z">
+      <w:ins w:id="19" w:author="PR Preview" w:date="2026-01-01T00:00:00Z">
         <w:r>
           <w:t xml:space="preserve">Rice (2007, sec. 11.2.3, pp. 435–442)</w:t>
         </w:r>
       </w:ins>
-      <w:ins w:id="19" w:author="PR Preview" w:date="2026-01-01T00:00:00Z">
+      <w:ins w:id="20" w:author="PR Preview" w:date="2026-01-01T00:00:00Z">
         <w:r>
           <w:t xml:space="preserve"> </w:t>
         </w:r>
       </w:ins>
-      <w:ins w:id="20" w:author="PR Preview" w:date="2026-01-01T00:00:00Z">
+      <w:ins w:id="21" w:author="PR Preview" w:date="2026-01-01T00:00:00Z">
         <w:r>
           <w:t xml:space="preserve">covers the Mann–Whitney test.</w:t>
         </w:r>
@@ -8371,17 +8381,17 @@
           <w:numId w:val="1003"/>
         </w:numPr>
       </w:pPr>
-      <w:ins w:id="21" w:author="PR Preview" w:date="2026-01-01T00:00:00Z">
+      <w:ins w:id="22" w:author="PR Preview" w:date="2026-01-01T00:00:00Z">
         <w:r>
           <w:t xml:space="preserve">Rice (2007, sec. 11.3.2, pp. 448–449)</w:t>
         </w:r>
       </w:ins>
-      <w:ins w:id="22" w:author="PR Preview" w:date="2026-01-01T00:00:00Z">
+      <w:ins w:id="23" w:author="PR Preview" w:date="2026-01-01T00:00:00Z">
         <w:r>
           <w:t xml:space="preserve"> </w:t>
         </w:r>
       </w:ins>
-      <w:ins w:id="23" w:author="PR Preview" w:date="2026-01-01T00:00:00Z">
+      <w:ins w:id="24" w:author="PR Preview" w:date="2026-01-01T00:00:00Z">
         <w:r>
           <w:t xml:space="preserve">covers the signed rank test.</w:t>
         </w:r>
@@ -8395,17 +8405,17 @@
           <w:numId w:val="1003"/>
         </w:numPr>
       </w:pPr>
-      <w:ins w:id="24" w:author="PR Preview" w:date="2026-01-01T00:00:00Z">
+      <w:ins w:id="25" w:author="PR Preview" w:date="2026-01-01T00:00:00Z">
         <w:r>
           <w:t xml:space="preserve">Rice (2007, sec. 12.2.3, p. 488)</w:t>
         </w:r>
       </w:ins>
-      <w:ins w:id="25" w:author="PR Preview" w:date="2026-01-01T00:00:00Z">
+      <w:ins w:id="26" w:author="PR Preview" w:date="2026-01-01T00:00:00Z">
         <w:r>
           <w:t xml:space="preserve"> </w:t>
         </w:r>
       </w:ins>
-      <w:ins w:id="26" w:author="PR Preview" w:date="2026-01-01T00:00:00Z">
+      <w:ins w:id="27" w:author="PR Preview" w:date="2026-01-01T00:00:00Z">
         <w:r>
           <w:t xml:space="preserve">covers the Kruskal–Wallis test.</w:t>
         </w:r>
@@ -8417,7 +8427,7 @@
       <w:pPr>
         <w:pStyle w:val="Heading2"/>
       </w:pPr>
-      <w:ins w:id="27" w:author="PR Preview" w:date="2026-01-01T00:00:00Z">
+      <w:ins w:id="28" w:author="PR Preview" w:date="2026-01-01T00:00:00Z">
         <w:r>
           <w:t xml:space="preserve">References</w:t>
         </w:r>
@@ -8429,17 +8439,17 @@
       <w:pPr>
         <w:pStyle w:val="Bibliography"/>
       </w:pPr>
-      <w:ins w:id="28" w:author="PR Preview" w:date="2026-01-01T00:00:00Z">
+      <w:ins w:id="29" w:author="PR Preview" w:date="2026-01-01T00:00:00Z">
         <w:r>
           <w:t xml:space="preserve">Casella, George, and Roger Berger. 2002.</w:t>
         </w:r>
       </w:ins>
-      <w:ins w:id="29" w:author="PR Preview" w:date="2026-01-01T00:00:00Z">
+      <w:ins w:id="30" w:author="PR Preview" w:date="2026-01-01T00:00:00Z">
         <w:r>
           <w:t xml:space="preserve"> </w:t>
         </w:r>
       </w:ins>
-      <w:ins w:id="30" w:author="PR Preview" w:date="2026-01-01T00:00:00Z">
+      <w:ins w:id="31" w:author="PR Preview" w:date="2026-01-01T00:00:00Z">
         <w:r>
           <w:rPr>
             <w:i/>
@@ -8448,18 +8458,18 @@
           <w:t xml:space="preserve">Statistical Inference</w:t>
         </w:r>
       </w:ins>
-      <w:ins w:id="31" w:author="PR Preview" w:date="2026-01-01T00:00:00Z">
+      <w:ins w:id="32" w:author="PR Preview" w:date="2026-01-01T00:00:00Z">
         <w:r>
           <w:t xml:space="preserve">. 2nd ed. Cengage Learning.</w:t>
         </w:r>
       </w:ins>
-      <w:ins w:id="32" w:author="PR Preview" w:date="2026-01-01T00:00:00Z">
+      <w:ins w:id="33" w:author="PR Preview" w:date="2026-01-01T00:00:00Z">
         <w:r>
           <w:t xml:space="preserve"> </w:t>
         </w:r>
       </w:ins>
       <w:hyperlink r:id="rId39">
-        <w:ins w:id="33" w:author="PR Preview" w:date="2026-01-01T00:00:00Z">
+        <w:ins w:id="34" w:author="PR Preview" w:date="2026-01-01T00:00:00Z">
           <w:r>
             <w:rPr>
               <w:rStyle w:val="Hyperlink"/>
@@ -8468,7 +8478,7 @@
           </w:r>
         </w:ins>
       </w:hyperlink>
-      <w:ins w:id="34" w:author="PR Preview" w:date="2026-01-01T00:00:00Z">
+      <w:ins w:id="35" w:author="PR Preview" w:date="2026-01-01T00:00:00Z">
         <w:r>
           <w:t xml:space="preserve">.</w:t>
         </w:r>
@@ -8554,17 +8564,17 @@
       <w:pPr>
         <w:pStyle w:val="Bibliography"/>
       </w:pPr>
-      <w:ins w:id="35" w:author="PR Preview" w:date="2026-01-01T00:00:00Z">
+      <w:ins w:id="36" w:author="PR Preview" w:date="2026-01-01T00:00:00Z">
         <w:r>
           <w:t xml:space="preserve">Hogg, Robert V., Elliot A. Tanis, and Dale L. Zimmerman. 2019.</w:t>
         </w:r>
       </w:ins>
-      <w:ins w:id="36" w:author="PR Preview" w:date="2026-01-01T00:00:00Z">
+      <w:ins w:id="37" w:author="PR Preview" w:date="2026-01-01T00:00:00Z">
         <w:r>
           <w:t xml:space="preserve"> </w:t>
         </w:r>
       </w:ins>
-      <w:ins w:id="37" w:author="PR Preview" w:date="2026-01-01T00:00:00Z">
+      <w:ins w:id="38" w:author="PR Preview" w:date="2026-01-01T00:00:00Z">
         <w:r>
           <w:rPr>
             <w:i/>
@@ -8573,7 +8583,7 @@
           <w:t xml:space="preserve">Probability and Statistical Inference</w:t>
         </w:r>
       </w:ins>
-      <w:ins w:id="38" w:author="PR Preview" w:date="2026-01-01T00:00:00Z">
+      <w:ins w:id="39" w:author="PR Preview" w:date="2026-01-01T00:00:00Z">
         <w:r>
           <w:t xml:space="preserve">. Tenth edition. Pearson.</w:t>
         </w:r>
@@ -8585,17 +8595,17 @@
       <w:pPr>
         <w:pStyle w:val="Bibliography"/>
       </w:pPr>
-      <w:ins w:id="39" w:author="PR Preview" w:date="2026-01-01T00:00:00Z">
+      <w:ins w:id="40" w:author="PR Preview" w:date="2026-01-01T00:00:00Z">
         <w:r>
           <w:t xml:space="preserve">Rice, John A. 2007.</w:t>
         </w:r>
       </w:ins>
-      <w:ins w:id="40" w:author="PR Preview" w:date="2026-01-01T00:00:00Z">
+      <w:ins w:id="41" w:author="PR Preview" w:date="2026-01-01T00:00:00Z">
         <w:r>
           <w:t xml:space="preserve"> </w:t>
         </w:r>
       </w:ins>
-      <w:ins w:id="41" w:author="PR Preview" w:date="2026-01-01T00:00:00Z">
+      <w:ins w:id="42" w:author="PR Preview" w:date="2026-01-01T00:00:00Z">
         <w:r>
           <w:rPr>
             <w:i/>
@@ -8604,7 +8614,7 @@
           <w:t xml:space="preserve">Mathematical Statistics and Data Analysis</w:t>
         </w:r>
       </w:ins>
-      <w:ins w:id="42" w:author="PR Preview" w:date="2026-01-01T00:00:00Z">
+      <w:ins w:id="43" w:author="PR Preview" w:date="2026-01-01T00:00:00Z">
         <w:r>
           <w:t xml:space="preserve">. 3rd ed. Cengage Learning.</w:t>
         </w:r>

--- a/pr-preview/pr-204/nonparametric-models-handout-tracked-changes.docx
+++ b/pr-preview/pr-204/nonparametric-models-handout-tracked-changes.docx
@@ -16,7 +16,7 @@
       </w:pPr>
       <w:del w:id="1" w:author="PR Preview" w:date="2026-01-01T00:00:00Z">
         <w:r>
-          <w:delText xml:space="preserve">Last modified: 2026-10-15 12:42:47 (PDT)</w:delText>
+          <w:delText xml:space="preserve">Last modified: 2026-10-15 12:56:30 (PDT)</w:delText>
         </w:r>
       </w:del>
     </w:p>
@@ -26,7 +26,7 @@
       </w:pPr>
       <w:ins w:id="2" w:author="PR Preview" w:date="2026-01-01T00:00:00Z">
         <w:r>
-          <w:t xml:space="preserve">Last modified: 2026-10-15 12:50:24 (PDT)</w:t>
+          <w:t xml:space="preserve">Last modified: 2026-10-15 13:07:45 (PDT)</w:t>
         </w:r>
       </w:ins>
     </w:p>
